--- a/companies/starttoscale/templates/docx/styles.docx
+++ b/companies/starttoscale/templates/docx/styles.docx
@@ -2,13 +2,90 @@
 <file path=word/document.xml><?xml version="1.0" encoding="utf-8"?>
 <w:document xmlns:wpc="http://schemas.microsoft.com/office/word/2010/wordprocessingCanvas" xmlns:mc="http://schemas.openxmlformats.org/markup-compatibility/2006" xmlns:o="urn:schemas-microsoft-com:office:office" xmlns:r="http://schemas.openxmlformats.org/officeDocument/2006/relationships" xmlns:m="http://schemas.openxmlformats.org/officeDocument/2006/math" xmlns:v="urn:schemas-microsoft-com:vml" xmlns:wp14="http://schemas.microsoft.com/office/word/2010/wordprocessingDrawing" xmlns:wp="http://schemas.openxmlformats.org/drawingml/2006/wordprocessingDrawing" xmlns:w10="urn:schemas-microsoft-com:office:word" xmlns:w="http://schemas.openxmlformats.org/wordprocessingml/2006/main" xmlns:w14="http://schemas.microsoft.com/office/word/2010/wordml" xmlns:w15="http://schemas.microsoft.com/office/word/2012/wordml" xmlns:wpg="http://schemas.microsoft.com/office/word/2010/wordprocessingGroup" xmlns:wpi="http://schemas.microsoft.com/office/word/2010/wordprocessingInk" xmlns:wne="http://schemas.microsoft.com/office/word/2006/wordml" xmlns:wps="http://schemas.microsoft.com/office/word/2010/wordprocessingShape" xmlns:cx="http://schemas.microsoft.com/office/drawing/2014/chartex" xmlns:cx1="http://schemas.microsoft.com/office/drawing/2015/9/8/chartex" xmlns:cx2="http://schemas.microsoft.com/office/drawing/2015/10/21/chartex" xmlns:cx3="http://schemas.microsoft.com/office/drawing/2016/5/9/chartex" xmlns:cx4="http://schemas.microsoft.com/office/drawing/2016/5/10/chartex" xmlns:cx5="http://schemas.microsoft.com/office/drawing/2016/5/11/chartex" xmlns:cx6="http://schemas.microsoft.com/office/drawing/2016/5/12/chartex" xmlns:cx7="http://schemas.microsoft.com/office/drawing/2016/5/13/chartex" xmlns:cx8="http://schemas.microsoft.com/office/drawing/2016/5/14/chartex" xmlns:aink="http://schemas.microsoft.com/office/drawing/2016/ink" xmlns:am3d="http://schemas.microsoft.com/office/drawing/2017/model3d" xmlns:w16cex="http://schemas.microsoft.com/office/word/2018/wordml/cex" xmlns:w16cid="http://schemas.microsoft.com/office/word/2016/wordml/cid" xmlns:w16="http://schemas.microsoft.com/office/word/2018/wordml" xmlns:w16sdtdh="http://schemas.microsoft.com/office/word/2020/wordml/sdtdatahash" xmlns:w16se="http://schemas.microsoft.com/office/word/2015/wordml/symex" mc:Ignorable="w14 w15 wp14">
   <w:body>
-    <w:p/>
+    <w:p>
+      <w:pPr>
+        <w:pStyle w:val="Title"/>
+      </w:pPr>
+      <w:r>
+        <w:t xml:space="preserve">Title — Archivo sample</w:t>
+      </w:r>
+    </w:p>
+    <w:p>
+      <w:pPr>
+        <w:pStyle w:val="Heading1"/>
+      </w:pPr>
+      <w:r>
+        <w:t xml:space="preserve">Heading1 — Archivo sample</w:t>
+      </w:r>
+    </w:p>
+    <w:p>
+      <w:pPr>
+        <w:pStyle w:val="Heading2"/>
+      </w:pPr>
+      <w:r>
+        <w:t xml:space="preserve">Heading2 — Archivo sample</w:t>
+      </w:r>
+    </w:p>
+    <w:p>
+      <w:pPr>
+        <w:pStyle w:val="Heading3"/>
+      </w:pPr>
+      <w:r>
+        <w:t xml:space="preserve">Heading3 — Archivo sample</w:t>
+      </w:r>
+    </w:p>
+    <w:p>
+      <w:pPr>
+        <w:pStyle w:val="BodyText"/>
+      </w:pPr>
+      <w:r>
+        <w:t xml:space="preserve">BodyText — Archivo sample</w:t>
+      </w:r>
+    </w:p>
+    <w:p>
+      <w:pPr>
+        <w:pStyle w:val="BodyTextBold"/>
+      </w:pPr>
+      <w:r>
+        <w:t xml:space="preserve">BodyTextBold — Archivo sample</w:t>
+      </w:r>
+    </w:p>
+    <w:p>
+      <w:pPr>
+        <w:pStyle w:val="Quote"/>
+      </w:pPr>
+      <w:r>
+        <w:t xml:space="preserve">Quote — Archivo sample</w:t>
+      </w:r>
+    </w:p>
+    <w:p>
+      <w:pPr>
+        <w:pStyle w:val="Code"/>
+      </w:pPr>
+      <w:r>
+        <w:t xml:space="preserve">Code — Archivo sample</w:t>
+      </w:r>
+    </w:p>
+    <w:p>
+      <w:pPr>
+        <w:pStyle w:val="Caption"/>
+      </w:pPr>
+      <w:r>
+        <w:t xml:space="preserve">Caption — Archivo sample</w:t>
+      </w:r>
+    </w:p>
+    <w:p>
+      <w:pPr>
+        <w:pStyle w:val="FooterText"/>
+      </w:pPr>
+      <w:r>
+        <w:t xml:space="preserve">FooterText — Archivo sample</w:t>
+      </w:r>
+    </w:p>
     <w:sectPr>
-      <w:headerReference w:type="default" r:id="rId7"/>
-      <w:footerReference w:type="default" r:id="rId8"/>
       <w:pgSz w:w="11906" w:h="16838" w:orient="portrait"/>
       <w:pgMar w:top="1440" w:right="1440" w:bottom="1440" w:left="1440" w:header="708" w:footer="708" w:gutter="0"/>
-      <w:pgNumType w:start="1" w:fmt="decimal"/>
+      <w:pgNumType/>
       <w:docGrid w:linePitch="360"/>
     </w:sectPr>
   </w:body>
@@ -56,66 +133,6 @@
 </w:endnotes>
 </file>
 
-<file path=word/footer1.xml><?xml version="1.0" encoding="utf-8"?>
-<w:ftr xmlns:wpc="http://schemas.microsoft.com/office/word/2010/wordprocessingCanvas" xmlns:mc="http://schemas.openxmlformats.org/markup-compatibility/2006" xmlns:o="urn:schemas-microsoft-com:office:office" xmlns:r="http://schemas.openxmlformats.org/officeDocument/2006/relationships" xmlns:m="http://schemas.openxmlformats.org/officeDocument/2006/math" xmlns:v="urn:schemas-microsoft-com:vml" xmlns:wp14="http://schemas.microsoft.com/office/word/2010/wordprocessingDrawing" xmlns:wp="http://schemas.openxmlformats.org/drawingml/2006/wordprocessingDrawing" xmlns:w10="urn:schemas-microsoft-com:office:word" xmlns:w="http://schemas.openxmlformats.org/wordprocessingml/2006/main" xmlns:w14="http://schemas.microsoft.com/office/word/2010/wordml" xmlns:w15="http://schemas.microsoft.com/office/word/2012/wordml" xmlns:wpg="http://schemas.microsoft.com/office/word/2010/wordprocessingGroup" xmlns:wpi="http://schemas.microsoft.com/office/word/2010/wordprocessingInk" xmlns:wne="http://schemas.microsoft.com/office/word/2006/wordml" xmlns:wps="http://schemas.microsoft.com/office/word/2010/wordprocessingShape">
-  <w:p>
-    <w:pPr>
-      <w:tabs>
-        <w:tab w:val="right" w:pos="9026"/>
-      </w:tabs>
-    </w:pPr>
-    <w:r>
-      <w:rPr>
-        <w:rFonts w:ascii="Inter" w:cs="Inter" w:eastAsia="Inter" w:hAnsi="Inter"/>
-        <w:color w:val="6B7280"/>
-        <w:sz w:val="16"/>
-        <w:szCs w:val="16"/>
-      </w:rPr>
-      <w:t xml:space="preserve">Vertrouwelijk · Start to Scale Financial Management</w:t>
-    </w:r>
-    <w:r>
-      <w:rPr>
-        <w:rFonts w:ascii="Inter" w:cs="Inter" w:eastAsia="Inter" w:hAnsi="Inter"/>
-      </w:rPr>
-      <w:t xml:space="preserve">	</w:t>
-    </w:r>
-    <w:r>
-      <w:rPr>
-        <w:rFonts w:ascii="Newsreader" w:cs="Newsreader" w:eastAsia="Newsreader" w:hAnsi="Newsreader"/>
-        <w:color w:val="0A1F3D"/>
-        <w:sz w:val="18"/>
-        <w:szCs w:val="18"/>
-      </w:rPr>
-      <w:fldChar w:fldCharType="begin"/>
-      <w:instrText xml:space="preserve">PAGE</w:instrText>
-      <w:fldChar w:fldCharType="separate"/>
-      <w:fldChar w:fldCharType="end"/>
-    </w:r>
-    <w:r>
-      <w:rPr>
-        <w:rFonts w:ascii="Inter" w:cs="Inter" w:eastAsia="Inter" w:hAnsi="Inter"/>
-        <w:color w:val="6B7280"/>
-        <w:sz w:val="16"/>
-        <w:szCs w:val="16"/>
-      </w:rPr>
-      <w:t xml:space="preserve"> / </w:t>
-    </w:r>
-    <w:r>
-      <w:rPr>
-        <w:rFonts w:ascii="Inter" w:cs="Inter" w:eastAsia="Inter" w:hAnsi="Inter"/>
-        <w:color w:val="6B7280"/>
-        <w:sz w:val="16"/>
-        <w:szCs w:val="16"/>
-      </w:rPr>
-      <w:fldChar w:fldCharType="begin"/>
-      <w:instrText xml:space="preserve">NUMPAGES</w:instrText>
-      <w:fldChar w:fldCharType="separate"/>
-      <w:fldChar w:fldCharType="end"/>
-    </w:r>
-  </w:p>
-</w:ftr>
-</file>
-
 <file path=word/footnotes.xml><?xml version="1.0" encoding="utf-8"?>
 <w:footnotes xmlns:wpc="http://schemas.microsoft.com/office/word/2010/wordprocessingCanvas" xmlns:mc="http://schemas.openxmlformats.org/markup-compatibility/2006" xmlns:o="urn:schemas-microsoft-com:office:office" xmlns:r="http://schemas.openxmlformats.org/officeDocument/2006/relationships" xmlns:m="http://schemas.openxmlformats.org/officeDocument/2006/math" xmlns:v="urn:schemas-microsoft-com:vml" xmlns:wp14="http://schemas.microsoft.com/office/word/2010/wordprocessingDrawing" xmlns:wp="http://schemas.openxmlformats.org/drawingml/2006/wordprocessingDrawing" xmlns:w10="urn:schemas-microsoft-com:office:word" xmlns:w="http://schemas.openxmlformats.org/wordprocessingml/2006/main" xmlns:w14="http://schemas.microsoft.com/office/word/2010/wordml" xmlns:w15="http://schemas.microsoft.com/office/word/2012/wordml" xmlns:wpg="http://schemas.microsoft.com/office/word/2010/wordprocessingGroup" xmlns:wpi="http://schemas.microsoft.com/office/word/2010/wordprocessingInk" xmlns:wne="http://schemas.microsoft.com/office/word/2006/wordml" xmlns:wps="http://schemas.microsoft.com/office/word/2010/wordprocessingShape" mc:Ignorable="w14 w15 wp14">
   <w:footnote w:type="separator" w:id="-1">
@@ -151,54 +168,6 @@
     </w:p>
   </w:footnote>
 </w:footnotes>
-</file>
-
-<file path=word/header1.xml><?xml version="1.0" encoding="utf-8"?>
-<w:hdr xmlns:wpc="http://schemas.microsoft.com/office/word/2010/wordprocessingCanvas" xmlns:mc="http://schemas.openxmlformats.org/markup-compatibility/2006" xmlns:o="urn:schemas-microsoft-com:office:office" xmlns:r="http://schemas.openxmlformats.org/officeDocument/2006/relationships" xmlns:m="http://schemas.openxmlformats.org/officeDocument/2006/math" xmlns:v="urn:schemas-microsoft-com:vml" xmlns:wp14="http://schemas.microsoft.com/office/word/2010/wordprocessingDrawing" xmlns:wp="http://schemas.openxmlformats.org/drawingml/2006/wordprocessingDrawing" xmlns:w10="urn:schemas-microsoft-com:office:word" xmlns:w="http://schemas.openxmlformats.org/wordprocessingml/2006/main" xmlns:w14="http://schemas.microsoft.com/office/word/2010/wordml" xmlns:w15="http://schemas.microsoft.com/office/word/2012/wordml" xmlns:wpg="http://schemas.microsoft.com/office/word/2010/wordprocessingGroup" xmlns:wpi="http://schemas.microsoft.com/office/word/2010/wordprocessingInk" xmlns:wne="http://schemas.microsoft.com/office/word/2006/wordml" xmlns:wps="http://schemas.microsoft.com/office/word/2010/wordprocessingShape" xmlns:cx="http://schemas.microsoft.com/office/drawing/2014/chartex" xmlns:cx1="http://schemas.microsoft.com/office/drawing/2015/9/8/chartex" xmlns:cx2="http://schemas.microsoft.com/office/drawing/2015/10/21/chartex" xmlns:cx3="http://schemas.microsoft.com/office/drawing/2016/5/9/chartex" xmlns:cx4="http://schemas.microsoft.com/office/drawing/2016/5/10/chartex" xmlns:cx5="http://schemas.microsoft.com/office/drawing/2016/5/11/chartex" xmlns:cx6="http://schemas.microsoft.com/office/drawing/2016/5/12/chartex" xmlns:cx7="http://schemas.microsoft.com/office/drawing/2016/5/13/chartex" xmlns:cx8="http://schemas.microsoft.com/office/drawing/2016/5/14/chartex" xmlns:w16cid="http://schemas.microsoft.com/office/word/2016/wordml/cid" xmlns:w16se="http://schemas.microsoft.com/office/word/2015/wordml/symex">
-  <w:p>
-    <w:pPr>
-      <w:tabs>
-        <w:tab w:val="right" w:pos="9026"/>
-      </w:tabs>
-    </w:pPr>
-    <w:r>
-      <w:rPr>
-        <w:rFonts w:ascii="Newsreader" w:cs="Newsreader" w:eastAsia="Newsreader" w:hAnsi="Newsreader"/>
-        <w:color w:val="0A1F3D"/>
-        <w:sz w:val="20"/>
-        <w:szCs w:val="20"/>
-      </w:rPr>
-      <w:t xml:space="preserve">Start to Scale</w:t>
-    </w:r>
-    <w:r>
-      <w:rPr>
-        <w:rFonts w:ascii="Inter" w:cs="Inter" w:eastAsia="Inter" w:hAnsi="Inter"/>
-        <w:color w:val="6B7280"/>
-        <w:spacing w:val="360"/>
-        <w:sz w:val="14"/>
-        <w:szCs w:val="14"/>
-      </w:rPr>
-      <w:t xml:space="preserve">   FINANCIAL MANAGEMENT</w:t>
-    </w:r>
-    <w:r>
-      <w:rPr>
-        <w:rFonts w:ascii="Inter" w:cs="Inter" w:eastAsia="Inter" w:hAnsi="Inter"/>
-      </w:rPr>
-      <w:t xml:space="preserve">	</w:t>
-    </w:r>
-    <w:r>
-      <w:rPr>
-        <w:rFonts w:ascii="Inter" w:cs="Inter" w:eastAsia="Inter" w:hAnsi="Inter"/>
-        <w:i/>
-        <w:iCs/>
-        <w:color w:val="6B7280"/>
-        <w:sz w:val="16"/>
-        <w:szCs w:val="16"/>
-      </w:rPr>
-      <w:t xml:space="preserve">{{document.title}}</w:t>
-    </w:r>
-  </w:p>
-</w:hdr>
 </file>
 
 <file path=word/numbering.xml><?xml version="1.0" encoding="utf-8"?>
@@ -299,35 +268,17 @@
 <file path=word/styles.xml><?xml version="1.0" encoding="utf-8"?>
 <w:styles xmlns:mc="http://schemas.openxmlformats.org/markup-compatibility/2006" xmlns:r="http://schemas.openxmlformats.org/officeDocument/2006/relationships" xmlns:w="http://schemas.openxmlformats.org/wordprocessingml/2006/main" xmlns:w14="http://schemas.microsoft.com/office/word/2010/wordml" xmlns:w15="http://schemas.microsoft.com/office/word/2012/wordml" mc:Ignorable="w14 w15">
   <w:docDefaults>
-    <w:rPrDefault>
-      <w:rPr>
-        <w:rFonts w:ascii="Inter" w:cs="Inter" w:eastAsia="Inter" w:hAnsi="Inter"/>
-        <w:color w:val="0A1F3D"/>
-        <w:sz w:val="22"/>
-        <w:szCs w:val="22"/>
-      </w:rPr>
-    </w:rPrDefault>
-    <w:pPrDefault>
-      <w:pPr>
-        <w:spacing w:after="120" w:before="0" w:line="320" w:lineRule="auto"/>
-      </w:pPr>
-    </w:pPrDefault>
+    <w:rPrDefault/>
+    <w:pPrDefault/>
   </w:docDefaults>
   <w:style w:type="paragraph" w:styleId="Title">
     <w:name w:val="Title"/>
     <w:basedOn w:val="Normal"/>
     <w:next w:val="Normal"/>
     <w:qFormat/>
-    <w:pPr>
-      <w:spacing w:after="280" w:before="0"/>
-    </w:pPr>
-    <w:rPr>
-      <w:rFonts w:ascii="Newsreader" w:cs="Newsreader" w:eastAsia="Newsreader" w:hAnsi="Newsreader"/>
-      <w:b w:val="false"/>
-      <w:bCs w:val="false"/>
-      <w:color w:val="0A1F3D"/>
-      <w:sz w:val="64"/>
-      <w:szCs w:val="64"/>
+    <w:rPr>
+      <w:sz w:val="56"/>
+      <w:szCs w:val="56"/>
     </w:rPr>
   </w:style>
   <w:style w:type="paragraph" w:styleId="Heading1">
@@ -335,16 +286,10 @@
     <w:basedOn w:val="Normal"/>
     <w:next w:val="Normal"/>
     <w:qFormat/>
-    <w:pPr>
-      <w:spacing w:after="180" w:before="360" w:line="280" w:lineRule="auto"/>
-    </w:pPr>
-    <w:rPr>
-      <w:rFonts w:ascii="Newsreader" w:cs="Newsreader" w:eastAsia="Newsreader" w:hAnsi="Newsreader"/>
-      <w:b w:val="false"/>
-      <w:bCs w:val="false"/>
-      <w:color w:val="0A1F3D"/>
-      <w:sz w:val="44"/>
-      <w:szCs w:val="44"/>
+    <w:rPr>
+      <w:color w:val="2E74B5"/>
+      <w:sz w:val="32"/>
+      <w:szCs w:val="32"/>
     </w:rPr>
   </w:style>
   <w:style w:type="paragraph" w:styleId="Heading2">
@@ -352,16 +297,10 @@
     <w:basedOn w:val="Normal"/>
     <w:next w:val="Normal"/>
     <w:qFormat/>
-    <w:pPr>
-      <w:spacing w:after="140" w:before="280" w:line="280" w:lineRule="auto"/>
-    </w:pPr>
-    <w:rPr>
-      <w:rFonts w:ascii="Newsreader" w:cs="Newsreader" w:eastAsia="Newsreader" w:hAnsi="Newsreader"/>
-      <w:b w:val="false"/>
-      <w:bCs w:val="false"/>
-      <w:color w:val="0A1F3D"/>
-      <w:sz w:val="32"/>
-      <w:szCs w:val="32"/>
+    <w:rPr>
+      <w:color w:val="2E74B5"/>
+      <w:sz w:val="26"/>
+      <w:szCs w:val="26"/>
     </w:rPr>
   </w:style>
   <w:style w:type="paragraph" w:styleId="Heading3">
@@ -369,16 +308,10 @@
     <w:basedOn w:val="Normal"/>
     <w:next w:val="Normal"/>
     <w:qFormat/>
-    <w:pPr>
-      <w:spacing w:after="120" w:before="220"/>
-    </w:pPr>
-    <w:rPr>
-      <w:rFonts w:ascii="Newsreader" w:cs="Newsreader" w:eastAsia="Newsreader" w:hAnsi="Newsreader"/>
-      <w:b w:val="false"/>
-      <w:bCs w:val="false"/>
-      <w:color w:val="0A1F3D"/>
-      <w:sz w:val="26"/>
-      <w:szCs w:val="26"/>
+    <w:rPr>
+      <w:color w:val="1F4D78"/>
+      <w:sz w:val="24"/>
+      <w:szCs w:val="24"/>
     </w:rPr>
   </w:style>
   <w:style w:type="paragraph" w:styleId="Heading4">
@@ -386,18 +319,10 @@
     <w:basedOn w:val="Normal"/>
     <w:next w:val="Normal"/>
     <w:qFormat/>
-    <w:pPr>
-      <w:spacing w:after="80" w:before="180"/>
-    </w:pPr>
-    <w:rPr>
-      <w:rFonts w:ascii="Inter" w:cs="Inter" w:eastAsia="Inter" w:hAnsi="Inter"/>
-      <w:b/>
-      <w:bCs/>
-      <w:caps/>
-      <w:color w:val="0A1F3D"/>
-      <w:spacing w:val="80"/>
-      <w:sz w:val="22"/>
-      <w:szCs w:val="22"/>
+    <w:rPr>
+      <w:i/>
+      <w:iCs/>
+      <w:color w:val="2E74B5"/>
     </w:rPr>
   </w:style>
   <w:style w:type="paragraph" w:styleId="Heading5">
@@ -517,50 +442,126 @@
       <w:szCs w:val="20"/>
     </w:rPr>
   </w:style>
-  <w:style w:type="paragraph" w:styleId="StromyOverline">
-    <w:name w:val="Overline"/>
-    <w:basedOn w:val="Normal"/>
-    <w:next w:val="Normal"/>
-    <w:qFormat/>
-    <w:pPr>
-      <w:spacing w:after="80"/>
-    </w:pPr>
-    <w:rPr>
-      <w:rFonts w:ascii="Inter" w:cs="Inter" w:eastAsia="Inter" w:hAnsi="Inter"/>
+  <w:style w:type="paragraph" w:styleId="Title">
+    <w:name w:val="Title"/>
+    <w:qFormat/>
+    <w:pPr>
+      <w:spacing w:after="360"/>
+    </w:pPr>
+    <w:rPr>
+      <w:rFonts w:ascii="Archivo" w:cs="Archivo" w:eastAsia="Archivo" w:hAnsi="Archivo"/>
+      <w:b/>
+      <w:bCs/>
+      <w:color w:val="0A1F3D"/>
+      <w:sz w:val="56"/>
+      <w:szCs w:val="56"/>
+    </w:rPr>
+  </w:style>
+  <w:style w:type="paragraph" w:styleId="Heading1">
+    <w:name w:val="Heading1"/>
+    <w:basedOn w:val="Title"/>
+    <w:qFormat/>
+    <w:pPr>
+      <w:spacing w:after="160" w:before="360"/>
+    </w:pPr>
+    <w:rPr>
+      <w:rFonts w:ascii="Archivo" w:cs="Archivo" w:eastAsia="Archivo" w:hAnsi="Archivo"/>
+      <w:b/>
+      <w:bCs/>
+      <w:color w:val="0A1F3D"/>
+      <w:sz w:val="40"/>
+      <w:szCs w:val="40"/>
+    </w:rPr>
+  </w:style>
+  <w:style w:type="paragraph" w:styleId="Heading2">
+    <w:name w:val="Heading2"/>
+    <w:qFormat/>
+    <w:pPr>
+      <w:spacing w:after="120" w:before="280"/>
+    </w:pPr>
+    <w:rPr>
+      <w:rFonts w:ascii="Archivo" w:cs="Archivo" w:eastAsia="Archivo" w:hAnsi="Archivo"/>
+      <w:b/>
+      <w:bCs/>
+      <w:color w:val="0A1F3D"/>
+      <w:sz w:val="32"/>
+      <w:szCs w:val="32"/>
+    </w:rPr>
+  </w:style>
+  <w:style w:type="paragraph" w:styleId="Heading3">
+    <w:name w:val="Heading3"/>
+    <w:qFormat/>
+    <w:pPr>
+      <w:spacing w:after="80" w:before="200"/>
+    </w:pPr>
+    <w:rPr>
+      <w:rFonts w:ascii="Archivo" w:cs="Archivo" w:eastAsia="Archivo" w:hAnsi="Archivo"/>
+      <w:b/>
+      <w:bCs/>
+      <w:color w:val="0A1F3D"/>
+      <w:sz w:val="26"/>
+      <w:szCs w:val="26"/>
+    </w:rPr>
+  </w:style>
+  <w:style w:type="paragraph" w:styleId="BodyText">
+    <w:name w:val="BodyText"/>
+    <w:qFormat/>
+    <w:pPr>
+      <w:spacing w:after="160" w:line="336" w:lineRule="auto"/>
+    </w:pPr>
+    <w:rPr>
+      <w:rFonts w:ascii="Archivo" w:cs="Archivo" w:eastAsia="Archivo" w:hAnsi="Archivo"/>
       <w:b w:val="false"/>
       <w:bCs w:val="false"/>
-      <w:caps/>
-      <w:color w:val="6B7280"/>
-      <w:spacing w:val="360"/>
-      <w:sz w:val="18"/>
-      <w:szCs w:val="18"/>
-    </w:rPr>
-  </w:style>
-  <w:style w:type="paragraph" w:styleId="StromyLead">
-    <w:name w:val="Lead paragraph"/>
-    <w:basedOn w:val="Normal"/>
-    <w:next w:val="Normal"/>
-    <w:qFormat/>
-    <w:pPr>
-      <w:spacing w:after="200" w:line="340"/>
-    </w:pPr>
-    <w:rPr>
-      <w:rFonts w:ascii="Inter" w:cs="Inter" w:eastAsia="Inter" w:hAnsi="Inter"/>
-      <w:color w:val="0A1F3D"/>
-      <w:sz w:val="24"/>
-      <w:szCs w:val="24"/>
-    </w:rPr>
-  </w:style>
-  <w:style w:type="paragraph" w:styleId="StromyCaption">
+      <w:color w:val="0A1F3D"/>
+      <w:sz w:val="22"/>
+      <w:szCs w:val="22"/>
+    </w:rPr>
+  </w:style>
+  <w:style w:type="paragraph" w:styleId="BodyTextBold">
+    <w:name w:val="BodyTextBold"/>
+    <w:basedOn w:val="BodyText"/>
+    <w:qFormat/>
+    <w:rPr>
+      <w:b/>
+      <w:bCs/>
+    </w:rPr>
+  </w:style>
+  <w:style w:type="paragraph" w:styleId="Quote">
+    <w:name w:val="Quote"/>
+    <w:basedOn w:val="BodyText"/>
+    <w:qFormat/>
+    <w:pPr>
+      <w:pBdr>
+        <w:left w:val="single" w:color="E8A33D" w:sz="24" w:space="12"/>
+      </w:pBdr>
+      <w:ind w:left="566"/>
+    </w:pPr>
+    <w:rPr>
+      <w:i/>
+      <w:iCs/>
+      <w:color w:val="0A1F3D"/>
+    </w:rPr>
+  </w:style>
+  <w:style w:type="paragraph" w:styleId="Code">
+    <w:name w:val="Code"/>
+    <w:qFormat/>
+    <w:rPr>
+      <w:rFonts w:ascii="JetBrains Mono" w:cs="JetBrains Mono" w:eastAsia="JetBrains Mono" w:hAnsi="JetBrains Mono"/>
+      <w:b w:val="false"/>
+      <w:bCs w:val="false"/>
+      <w:color w:val="0A1F3D"/>
+      <w:sz w:val="20"/>
+      <w:szCs w:val="20"/>
+    </w:rPr>
+  </w:style>
+  <w:style w:type="paragraph" w:styleId="Caption">
     <w:name w:val="Caption"/>
-    <w:basedOn w:val="Normal"/>
-    <w:next w:val="Normal"/>
-    <w:qFormat/>
-    <w:pPr>
-      <w:spacing w:after="60"/>
-    </w:pPr>
-    <w:rPr>
-      <w:rFonts w:ascii="Inter" w:cs="Inter" w:eastAsia="Inter" w:hAnsi="Inter"/>
+    <w:qFormat/>
+    <w:rPr>
+      <w:rFonts w:ascii="Archivo" w:cs="Archivo" w:eastAsia="Archivo" w:hAnsi="Archivo"/>
+      <w:b w:val="false"/>
+      <w:bCs w:val="false"/>
       <w:i/>
       <w:iCs/>
       <w:color w:val="6B7280"/>
@@ -568,40 +569,14 @@
       <w:szCs w:val="18"/>
     </w:rPr>
   </w:style>
-  <w:style w:type="paragraph" w:styleId="StromyQuote">
-    <w:name w:val="Pull quote"/>
-    <w:basedOn w:val="Normal"/>
-    <w:next w:val="Normal"/>
-    <w:qFormat/>
-    <w:pPr>
-      <w:pBdr>
-        <w:left w:val="single" w:color="E8A33D" w:sz="12" w:space="12"/>
-      </w:pBdr>
-      <w:spacing w:after="200" w:before="200" w:line="320"/>
-      <w:ind w:left="360"/>
-    </w:pPr>
-    <w:rPr>
-      <w:rFonts w:ascii="Newsreader" w:cs="Newsreader" w:eastAsia="Newsreader" w:hAnsi="Newsreader"/>
-      <w:i/>
-      <w:iCs/>
-      <w:color w:val="0A1F3D"/>
-      <w:sz w:val="28"/>
-      <w:szCs w:val="28"/>
-    </w:rPr>
-  </w:style>
-  <w:style w:type="paragraph" w:styleId="StromyCode">
-    <w:name w:val="Code"/>
-    <w:basedOn w:val="Normal"/>
-    <w:next w:val="Normal"/>
-    <w:qFormat/>
-    <w:pPr>
-      <w:shd w:fill="F0EEE9" w:color="F0EEE9" w:val="solid"/>
-      <w:spacing w:after="80" w:before="80" w:line="280"/>
-      <w:ind w:left="215" w:right="215"/>
-    </w:pPr>
-    <w:rPr>
-      <w:rFonts w:ascii="JetBrains Mono" w:cs="JetBrains Mono" w:eastAsia="JetBrains Mono" w:hAnsi="JetBrains Mono"/>
-      <w:color w:val="0A1F3D"/>
+  <w:style w:type="paragraph" w:styleId="FooterText">
+    <w:name w:val="FooterText"/>
+    <w:qFormat/>
+    <w:rPr>
+      <w:rFonts w:ascii="Archivo" w:cs="Archivo" w:eastAsia="Archivo" w:hAnsi="Archivo"/>
+      <w:b w:val="false"/>
+      <w:bCs w:val="false"/>
+      <w:color w:val="6B7280"/>
       <w:sz w:val="18"/>
       <w:szCs w:val="18"/>
     </w:rPr>
